--- a/Documentacon proyecto de Programacio II.docx
+++ b/Documentacon proyecto de Programacio II.docx
@@ -740,7 +740,15 @@
       </w:r>
       <w:proofErr w:type="spellEnd"/>
       <w:r>
-        <w:t xml:space="preserve">/ se reviso los URL de conexión, el nombre de la base de datos, el </w:t>
+        <w:t xml:space="preserve">/ se </w:t>
+      </w:r>
+      <w:proofErr w:type="spellStart"/>
+      <w:r>
+        <w:t>reviso</w:t>
+      </w:r>
+      <w:proofErr w:type="spellEnd"/>
+      <w:r>
+        <w:t xml:space="preserve"> los URL de conexión, el nombre de la base de datos, el </w:t>
       </w:r>
       <w:proofErr w:type="gramStart"/>
       <w:r>
@@ -1503,6 +1511,469 @@
       <w:pPr>
         <w:pStyle w:val="Prrafodelista"/>
       </w:pPr>
+    </w:p>
+    <w:p>
+      <w:pPr>
+        <w:pStyle w:val="Prrafodelista"/>
+      </w:pPr>
+    </w:p>
+    <w:p>
+      <w:pPr>
+        <w:pStyle w:val="Prrafodelista"/>
+      </w:pPr>
+    </w:p>
+    <w:p>
+      <w:pPr>
+        <w:pStyle w:val="Prrafodelista"/>
+      </w:pPr>
+    </w:p>
+    <w:p>
+      <w:pPr>
+        <w:pStyle w:val="Prrafodelista"/>
+      </w:pPr>
+    </w:p>
+    <w:p>
+      <w:pPr>
+        <w:pStyle w:val="Prrafodelista"/>
+      </w:pPr>
+    </w:p>
+    <w:p>
+      <w:pPr>
+        <w:pStyle w:val="Prrafodelista"/>
+        <w:jc w:val="center"/>
+        <w:rPr>
+          <w:b/>
+          <w:bCs/>
+        </w:rPr>
+      </w:pPr>
+      <w:r>
+        <w:rPr>
+          <w:b/>
+          <w:bCs/>
+        </w:rPr>
+        <w:t>Evidencia de API</w:t>
+      </w:r>
+    </w:p>
+    <w:p>
+      <w:pPr>
+        <w:pStyle w:val="Prrafodelista"/>
+        <w:jc w:val="center"/>
+      </w:pPr>
+    </w:p>
+    <w:p>
+      <w:pPr>
+        <w:pStyle w:val="Prrafodelista"/>
+      </w:pPr>
+      <w:r>
+        <w:rPr>
+          <w:noProof/>
+        </w:rPr>
+        <w:drawing>
+          <wp:inline distT="0" distB="0" distL="0" distR="0" wp14:anchorId="165C5613" wp14:editId="25C0FE80">
+            <wp:extent cx="5608320" cy="3154680"/>
+            <wp:effectExtent l="0" t="0" r="0" b="7620"/>
+            <wp:docPr id="1465486334" name="Imagen 1"/>
+            <wp:cNvGraphicFramePr>
+              <a:graphicFrameLocks xmlns:a="http://schemas.openxmlformats.org/drawingml/2006/main" noChangeAspect="1"/>
+            </wp:cNvGraphicFramePr>
+            <a:graphic xmlns:a="http://schemas.openxmlformats.org/drawingml/2006/main">
+              <a:graphicData uri="http://schemas.openxmlformats.org/drawingml/2006/picture">
+                <pic:pic xmlns:pic="http://schemas.openxmlformats.org/drawingml/2006/picture">
+                  <pic:nvPicPr>
+                    <pic:cNvPr id="0" name="Picture 1"/>
+                    <pic:cNvPicPr>
+                      <a:picLocks noChangeAspect="1" noChangeArrowheads="1"/>
+                    </pic:cNvPicPr>
+                  </pic:nvPicPr>
+                  <pic:blipFill>
+                    <a:blip r:embed="rId17" cstate="print">
+                      <a:extLst>
+                        <a:ext uri="{28A0092B-C50C-407E-A947-70E740481C1C}">
+                          <a14:useLocalDpi xmlns:a14="http://schemas.microsoft.com/office/drawing/2010/main" val="0"/>
+                        </a:ext>
+                      </a:extLst>
+                    </a:blip>
+                    <a:srcRect/>
+                    <a:stretch>
+                      <a:fillRect/>
+                    </a:stretch>
+                  </pic:blipFill>
+                  <pic:spPr bwMode="auto">
+                    <a:xfrm>
+                      <a:off x="0" y="0"/>
+                      <a:ext cx="5608320" cy="3154680"/>
+                    </a:xfrm>
+                    <a:prstGeom prst="rect">
+                      <a:avLst/>
+                    </a:prstGeom>
+                    <a:noFill/>
+                    <a:ln>
+                      <a:noFill/>
+                    </a:ln>
+                  </pic:spPr>
+                </pic:pic>
+              </a:graphicData>
+            </a:graphic>
+          </wp:inline>
+        </w:drawing>
+      </w:r>
+    </w:p>
+    <w:p>
+      <w:pPr>
+        <w:pStyle w:val="Prrafodelista"/>
+      </w:pPr>
+    </w:p>
+    <w:p>
+      <w:pPr>
+        <w:pStyle w:val="Prrafodelista"/>
+      </w:pPr>
+      <w:r>
+        <w:rPr>
+          <w:noProof/>
+        </w:rPr>
+        <w:lastRenderedPageBreak/>
+        <w:drawing>
+          <wp:inline distT="0" distB="0" distL="0" distR="0" wp14:anchorId="0A32244B" wp14:editId="1E2C54E1">
+            <wp:extent cx="5608320" cy="3154680"/>
+            <wp:effectExtent l="0" t="0" r="0" b="7620"/>
+            <wp:docPr id="351490880" name="Imagen 2"/>
+            <wp:cNvGraphicFramePr>
+              <a:graphicFrameLocks xmlns:a="http://schemas.openxmlformats.org/drawingml/2006/main" noChangeAspect="1"/>
+            </wp:cNvGraphicFramePr>
+            <a:graphic xmlns:a="http://schemas.openxmlformats.org/drawingml/2006/main">
+              <a:graphicData uri="http://schemas.openxmlformats.org/drawingml/2006/picture">
+                <pic:pic xmlns:pic="http://schemas.openxmlformats.org/drawingml/2006/picture">
+                  <pic:nvPicPr>
+                    <pic:cNvPr id="0" name="Picture 2"/>
+                    <pic:cNvPicPr>
+                      <a:picLocks noChangeAspect="1" noChangeArrowheads="1"/>
+                    </pic:cNvPicPr>
+                  </pic:nvPicPr>
+                  <pic:blipFill>
+                    <a:blip r:embed="rId18" cstate="print">
+                      <a:extLst>
+                        <a:ext uri="{28A0092B-C50C-407E-A947-70E740481C1C}">
+                          <a14:useLocalDpi xmlns:a14="http://schemas.microsoft.com/office/drawing/2010/main" val="0"/>
+                        </a:ext>
+                      </a:extLst>
+                    </a:blip>
+                    <a:srcRect/>
+                    <a:stretch>
+                      <a:fillRect/>
+                    </a:stretch>
+                  </pic:blipFill>
+                  <pic:spPr bwMode="auto">
+                    <a:xfrm>
+                      <a:off x="0" y="0"/>
+                      <a:ext cx="5608320" cy="3154680"/>
+                    </a:xfrm>
+                    <a:prstGeom prst="rect">
+                      <a:avLst/>
+                    </a:prstGeom>
+                    <a:noFill/>
+                    <a:ln>
+                      <a:noFill/>
+                    </a:ln>
+                  </pic:spPr>
+                </pic:pic>
+              </a:graphicData>
+            </a:graphic>
+          </wp:inline>
+        </w:drawing>
+      </w:r>
+    </w:p>
+    <w:p>
+      <w:pPr>
+        <w:pStyle w:val="Prrafodelista"/>
+      </w:pPr>
+      <w:r>
+        <w:rPr>
+          <w:noProof/>
+        </w:rPr>
+        <w:lastRenderedPageBreak/>
+        <w:drawing>
+          <wp:inline distT="0" distB="0" distL="0" distR="0" wp14:anchorId="65A70AB5" wp14:editId="37818CB0">
+            <wp:extent cx="5608320" cy="3154680"/>
+            <wp:effectExtent l="0" t="0" r="0" b="7620"/>
+            <wp:docPr id="1100768740" name="Imagen 3"/>
+            <wp:cNvGraphicFramePr>
+              <a:graphicFrameLocks xmlns:a="http://schemas.openxmlformats.org/drawingml/2006/main" noChangeAspect="1"/>
+            </wp:cNvGraphicFramePr>
+            <a:graphic xmlns:a="http://schemas.openxmlformats.org/drawingml/2006/main">
+              <a:graphicData uri="http://schemas.openxmlformats.org/drawingml/2006/picture">
+                <pic:pic xmlns:pic="http://schemas.openxmlformats.org/drawingml/2006/picture">
+                  <pic:nvPicPr>
+                    <pic:cNvPr id="0" name="Picture 3"/>
+                    <pic:cNvPicPr>
+                      <a:picLocks noChangeAspect="1" noChangeArrowheads="1"/>
+                    </pic:cNvPicPr>
+                  </pic:nvPicPr>
+                  <pic:blipFill>
+                    <a:blip r:embed="rId19" cstate="print">
+                      <a:extLst>
+                        <a:ext uri="{28A0092B-C50C-407E-A947-70E740481C1C}">
+                          <a14:useLocalDpi xmlns:a14="http://schemas.microsoft.com/office/drawing/2010/main" val="0"/>
+                        </a:ext>
+                      </a:extLst>
+                    </a:blip>
+                    <a:srcRect/>
+                    <a:stretch>
+                      <a:fillRect/>
+                    </a:stretch>
+                  </pic:blipFill>
+                  <pic:spPr bwMode="auto">
+                    <a:xfrm>
+                      <a:off x="0" y="0"/>
+                      <a:ext cx="5608320" cy="3154680"/>
+                    </a:xfrm>
+                    <a:prstGeom prst="rect">
+                      <a:avLst/>
+                    </a:prstGeom>
+                    <a:noFill/>
+                    <a:ln>
+                      <a:noFill/>
+                    </a:ln>
+                  </pic:spPr>
+                </pic:pic>
+              </a:graphicData>
+            </a:graphic>
+          </wp:inline>
+        </w:drawing>
+      </w:r>
+      <w:r>
+        <w:rPr>
+          <w:noProof/>
+        </w:rPr>
+        <w:drawing>
+          <wp:inline distT="0" distB="0" distL="0" distR="0" wp14:anchorId="67F86A82" wp14:editId="0E358D7C">
+            <wp:extent cx="5608320" cy="3154680"/>
+            <wp:effectExtent l="0" t="0" r="0" b="7620"/>
+            <wp:docPr id="1542082203" name="Imagen 4"/>
+            <wp:cNvGraphicFramePr>
+              <a:graphicFrameLocks xmlns:a="http://schemas.openxmlformats.org/drawingml/2006/main" noChangeAspect="1"/>
+            </wp:cNvGraphicFramePr>
+            <a:graphic xmlns:a="http://schemas.openxmlformats.org/drawingml/2006/main">
+              <a:graphicData uri="http://schemas.openxmlformats.org/drawingml/2006/picture">
+                <pic:pic xmlns:pic="http://schemas.openxmlformats.org/drawingml/2006/picture">
+                  <pic:nvPicPr>
+                    <pic:cNvPr id="0" name="Picture 4"/>
+                    <pic:cNvPicPr>
+                      <a:picLocks noChangeAspect="1" noChangeArrowheads="1"/>
+                    </pic:cNvPicPr>
+                  </pic:nvPicPr>
+                  <pic:blipFill>
+                    <a:blip r:embed="rId20" cstate="print">
+                      <a:extLst>
+                        <a:ext uri="{28A0092B-C50C-407E-A947-70E740481C1C}">
+                          <a14:useLocalDpi xmlns:a14="http://schemas.microsoft.com/office/drawing/2010/main" val="0"/>
+                        </a:ext>
+                      </a:extLst>
+                    </a:blip>
+                    <a:srcRect/>
+                    <a:stretch>
+                      <a:fillRect/>
+                    </a:stretch>
+                  </pic:blipFill>
+                  <pic:spPr bwMode="auto">
+                    <a:xfrm>
+                      <a:off x="0" y="0"/>
+                      <a:ext cx="5608320" cy="3154680"/>
+                    </a:xfrm>
+                    <a:prstGeom prst="rect">
+                      <a:avLst/>
+                    </a:prstGeom>
+                    <a:noFill/>
+                    <a:ln>
+                      <a:noFill/>
+                    </a:ln>
+                  </pic:spPr>
+                </pic:pic>
+              </a:graphicData>
+            </a:graphic>
+          </wp:inline>
+        </w:drawing>
+      </w:r>
+    </w:p>
+    <w:p>
+      <w:pPr>
+        <w:pStyle w:val="Prrafodelista"/>
+      </w:pPr>
+      <w:r>
+        <w:rPr>
+          <w:noProof/>
+        </w:rPr>
+        <w:lastRenderedPageBreak/>
+        <w:drawing>
+          <wp:inline distT="0" distB="0" distL="0" distR="0" wp14:anchorId="53E18D67" wp14:editId="587150CC">
+            <wp:extent cx="5608320" cy="3154680"/>
+            <wp:effectExtent l="0" t="0" r="0" b="7620"/>
+            <wp:docPr id="2015260224" name="Imagen 5"/>
+            <wp:cNvGraphicFramePr>
+              <a:graphicFrameLocks xmlns:a="http://schemas.openxmlformats.org/drawingml/2006/main" noChangeAspect="1"/>
+            </wp:cNvGraphicFramePr>
+            <a:graphic xmlns:a="http://schemas.openxmlformats.org/drawingml/2006/main">
+              <a:graphicData uri="http://schemas.openxmlformats.org/drawingml/2006/picture">
+                <pic:pic xmlns:pic="http://schemas.openxmlformats.org/drawingml/2006/picture">
+                  <pic:nvPicPr>
+                    <pic:cNvPr id="0" name="Picture 5"/>
+                    <pic:cNvPicPr>
+                      <a:picLocks noChangeAspect="1" noChangeArrowheads="1"/>
+                    </pic:cNvPicPr>
+                  </pic:nvPicPr>
+                  <pic:blipFill>
+                    <a:blip r:embed="rId21" cstate="print">
+                      <a:extLst>
+                        <a:ext uri="{28A0092B-C50C-407E-A947-70E740481C1C}">
+                          <a14:useLocalDpi xmlns:a14="http://schemas.microsoft.com/office/drawing/2010/main" val="0"/>
+                        </a:ext>
+                      </a:extLst>
+                    </a:blip>
+                    <a:srcRect/>
+                    <a:stretch>
+                      <a:fillRect/>
+                    </a:stretch>
+                  </pic:blipFill>
+                  <pic:spPr bwMode="auto">
+                    <a:xfrm>
+                      <a:off x="0" y="0"/>
+                      <a:ext cx="5608320" cy="3154680"/>
+                    </a:xfrm>
+                    <a:prstGeom prst="rect">
+                      <a:avLst/>
+                    </a:prstGeom>
+                    <a:noFill/>
+                    <a:ln>
+                      <a:noFill/>
+                    </a:ln>
+                  </pic:spPr>
+                </pic:pic>
+              </a:graphicData>
+            </a:graphic>
+          </wp:inline>
+        </w:drawing>
+      </w:r>
+    </w:p>
+    <w:p>
+      <w:pPr>
+        <w:pStyle w:val="Prrafodelista"/>
+      </w:pPr>
+      <w:r>
+        <w:rPr>
+          <w:noProof/>
+        </w:rPr>
+        <w:drawing>
+          <wp:inline distT="0" distB="0" distL="0" distR="0" wp14:anchorId="72C7B56B" wp14:editId="3466AB47">
+            <wp:extent cx="5608320" cy="3154680"/>
+            <wp:effectExtent l="0" t="0" r="0" b="7620"/>
+            <wp:docPr id="622112481" name="Imagen 6"/>
+            <wp:cNvGraphicFramePr>
+              <a:graphicFrameLocks xmlns:a="http://schemas.openxmlformats.org/drawingml/2006/main" noChangeAspect="1"/>
+            </wp:cNvGraphicFramePr>
+            <a:graphic xmlns:a="http://schemas.openxmlformats.org/drawingml/2006/main">
+              <a:graphicData uri="http://schemas.openxmlformats.org/drawingml/2006/picture">
+                <pic:pic xmlns:pic="http://schemas.openxmlformats.org/drawingml/2006/picture">
+                  <pic:nvPicPr>
+                    <pic:cNvPr id="0" name="Picture 6"/>
+                    <pic:cNvPicPr>
+                      <a:picLocks noChangeAspect="1" noChangeArrowheads="1"/>
+                    </pic:cNvPicPr>
+                  </pic:nvPicPr>
+                  <pic:blipFill>
+                    <a:blip r:embed="rId22" cstate="print">
+                      <a:extLst>
+                        <a:ext uri="{28A0092B-C50C-407E-A947-70E740481C1C}">
+                          <a14:useLocalDpi xmlns:a14="http://schemas.microsoft.com/office/drawing/2010/main" val="0"/>
+                        </a:ext>
+                      </a:extLst>
+                    </a:blip>
+                    <a:srcRect/>
+                    <a:stretch>
+                      <a:fillRect/>
+                    </a:stretch>
+                  </pic:blipFill>
+                  <pic:spPr bwMode="auto">
+                    <a:xfrm>
+                      <a:off x="0" y="0"/>
+                      <a:ext cx="5608320" cy="3154680"/>
+                    </a:xfrm>
+                    <a:prstGeom prst="rect">
+                      <a:avLst/>
+                    </a:prstGeom>
+                    <a:noFill/>
+                    <a:ln>
+                      <a:noFill/>
+                    </a:ln>
+                  </pic:spPr>
+                </pic:pic>
+              </a:graphicData>
+            </a:graphic>
+          </wp:inline>
+        </w:drawing>
+      </w:r>
+    </w:p>
+    <w:p>
+      <w:pPr>
+        <w:pStyle w:val="Prrafodelista"/>
+      </w:pPr>
+    </w:p>
+    <w:p>
+      <w:pPr>
+        <w:pStyle w:val="Prrafodelista"/>
+      </w:pPr>
+      <w:r>
+        <w:rPr>
+          <w:noProof/>
+        </w:rPr>
+        <w:lastRenderedPageBreak/>
+        <w:drawing>
+          <wp:inline distT="0" distB="0" distL="0" distR="0" wp14:anchorId="0A597B3F" wp14:editId="69B08838">
+            <wp:extent cx="5608320" cy="3078480"/>
+            <wp:effectExtent l="0" t="0" r="0" b="7620"/>
+            <wp:docPr id="438741143" name="Imagen 7"/>
+            <wp:cNvGraphicFramePr>
+              <a:graphicFrameLocks xmlns:a="http://schemas.openxmlformats.org/drawingml/2006/main" noChangeAspect="1"/>
+            </wp:cNvGraphicFramePr>
+            <a:graphic xmlns:a="http://schemas.openxmlformats.org/drawingml/2006/main">
+              <a:graphicData uri="http://schemas.openxmlformats.org/drawingml/2006/picture">
+                <pic:pic xmlns:pic="http://schemas.openxmlformats.org/drawingml/2006/picture">
+                  <pic:nvPicPr>
+                    <pic:cNvPr id="0" name="Picture 7"/>
+                    <pic:cNvPicPr>
+                      <a:picLocks noChangeAspect="1" noChangeArrowheads="1"/>
+                    </pic:cNvPicPr>
+                  </pic:nvPicPr>
+                  <pic:blipFill>
+                    <a:blip r:embed="rId23" cstate="print">
+                      <a:extLst>
+                        <a:ext uri="{28A0092B-C50C-407E-A947-70E740481C1C}">
+                          <a14:useLocalDpi xmlns:a14="http://schemas.microsoft.com/office/drawing/2010/main" val="0"/>
+                        </a:ext>
+                      </a:extLst>
+                    </a:blip>
+                    <a:srcRect/>
+                    <a:stretch>
+                      <a:fillRect/>
+                    </a:stretch>
+                  </pic:blipFill>
+                  <pic:spPr bwMode="auto">
+                    <a:xfrm>
+                      <a:off x="0" y="0"/>
+                      <a:ext cx="5608320" cy="3078480"/>
+                    </a:xfrm>
+                    <a:prstGeom prst="rect">
+                      <a:avLst/>
+                    </a:prstGeom>
+                    <a:noFill/>
+                    <a:ln>
+                      <a:noFill/>
+                    </a:ln>
+                  </pic:spPr>
+                </pic:pic>
+              </a:graphicData>
+            </a:graphic>
+          </wp:inline>
+        </w:drawing>
+      </w:r>
     </w:p>
     <w:sectPr>
       <w:pgSz w:w="12240" w:h="15840"/>
@@ -2214,6 +2685,7 @@
   <w:style w:type="character" w:default="1" w:styleId="Fuentedeprrafopredeter">
     <w:name w:val="Default Paragraph Font"/>
     <w:uiPriority w:val="1"/>
+    <w:semiHidden/>
     <w:unhideWhenUsed/>
   </w:style>
   <w:style w:type="table" w:default="1" w:styleId="Tablanormal">
